--- a/PP-salygos/templates/sutartys/PASLAUGOS_LT_SS.docx
+++ b/PP-salygos/templates/sutartys/PASLAUGOS_LT_SS.docx
@@ -3694,19 +3694,19 @@
               <w:rPr>
                 <w:szCs w:val="24"/>
               </w:rPr>
-              <w:t xml:space="preserve">peržiūra atliekama ne rečiau kaip kas </w:t>
-            </w:r>
-            <w:r>
-              <w:rPr>
-                <w:szCs w:val="24"/>
-              </w:rPr>
-              <w:t xml:space="preserve">6 (šeši) </w:t>
-            </w:r>
-            <w:r>
-              <w:rPr>
-                <w:szCs w:val="24"/>
-              </w:rPr>
-              <w:t>mėnesiai.</w:t>
+              <w:t xml:space="preserve">peržiūra atliekama ne rečiau kaip kas 6 (šešis) mėnesius.</w:t>
+            </w:r>
+            <w:r>
+              <w:rPr>
+                <w:szCs w:val="24"/>
+              </w:rPr>
+              <w:t xml:space="preserve"/>
+            </w:r>
+            <w:r>
+              <w:rPr>
+                <w:szCs w:val="24"/>
+              </w:rPr>
+              <w:t/>
             </w:r>
           </w:p>
           <w:p>
@@ -9526,7 +9526,7 @@
                 <w:kern w:val="2"/>
                 <w:szCs w:val="24"/>
               </w:rPr>
-              <w:t>11.2.3. Teikėjas Pasaugas suteikė nepraleisdamas Paslaugų teikimo terminų / Paslaugų suteikimo terminas buvo praleistas ne daugiau nei 2 dienas;</w:t>
+              <w:t>11.2.3. Tiekėjas Paslaugas suteikė nepraleisdamas Paslaugų teikimo terminų / Paslaugų suteikimo terminas buvo praleistas ne daugiau nei 2 dienas;</w:t>
             </w:r>
           </w:p>
           <w:p>
